--- a/docs/Artigo-Projeto-Integrador.docx
+++ b/docs/Artigo-Projeto-Integrador.docx
@@ -177,7 +177,7 @@
           <w:sz w:val="24"/>
           <w:szCs w:val="24"/>
         </w:rPr>
-        <w:t>MURAKAMI, Rafael Guem</w:t>
+        <w:t>ANDRADE, Davi Lazer Grave Teixeira de</w:t>
       </w:r>
       <w:r>
         <w:rPr>
@@ -2174,7 +2174,7 @@
           <w:sz w:val="20"/>
           <w:szCs w:val="20"/>
         </w:rPr>
-        <w:t>Professor orientador, Universidade Santo Amaro – SP.</w:t>
+        <w:t>Professor orientador: Mestre, Universidade Santo Amaro – SP.</w:t>
       </w:r>
     </w:p>
   </w:footnote>
